--- a/Worksheets/Topic A Part 1 Vocabulary Sheet.docx
+++ b/Worksheets/Topic A Part 1 Vocabulary Sheet.docx
@@ -744,13 +744,22 @@
       <w:pPr>
         <w:rPr>
           <w:rFonts w:ascii="Bahnschrift" w:hAnsi="Bahnschrift"/>
+          <w:bCs/>
+          <w:sz w:val="24"/>
+          <w:szCs w:val="24"/>
+        </w:rPr>
+      </w:pPr>
+      <w:r>
+        <w:rPr>
+          <w:rFonts w:ascii="Bahnschrift" w:hAnsi="Bahnschrift"/>
           <w:b/>
           <w:i/>
           <w:iCs/>
           <w:sz w:val="24"/>
           <w:szCs w:val="24"/>
         </w:rPr>
-      </w:pPr>
+        <w:t xml:space="preserve">MAX MARKS: </w:t>
+      </w:r>
       <w:r>
         <w:rPr>
           <w:rFonts w:ascii="Bahnschrift" w:hAnsi="Bahnschrift"/>
@@ -760,29 +769,212 @@
           <w:sz w:val="24"/>
           <w:szCs w:val="24"/>
         </w:rPr>
-        <w:t xml:space="preserve">MAX MARKS: </w:t>
-      </w:r>
+        <w:t>62</w:t>
+      </w:r>
+    </w:p>
+    <w:p>
+      <w:pPr>
+        <w:rPr>
+          <w:rFonts w:ascii="Bahnschrift" w:hAnsi="Bahnschrift"/>
+          <w:bCs/>
+          <w:sz w:val="24"/>
+          <w:szCs w:val="24"/>
+        </w:rPr>
+      </w:pPr>
+      <w:r>
+        <w:rPr>
+          <w:rFonts w:ascii="Bahnschrift" w:hAnsi="Bahnschrift"/>
+          <w:bCs/>
+          <w:sz w:val="24"/>
+          <w:szCs w:val="24"/>
+        </w:rPr>
+        <w:t>A gym uses a relational database to manage its members and their personal training sessions.</w:t>
+      </w:r>
+    </w:p>
+    <w:p>
+      <w:pPr>
+        <w:numPr>
+          <w:ilvl w:val="0"/>
+          <w:numId w:val="24"/>
+        </w:numPr>
+        <w:rPr>
+          <w:rFonts w:ascii="Bahnschrift" w:hAnsi="Bahnschrift"/>
+          <w:bCs/>
+          <w:sz w:val="24"/>
+          <w:szCs w:val="24"/>
+        </w:rPr>
+      </w:pPr>
       <w:r>
         <w:rPr>
           <w:rFonts w:ascii="Bahnschrift" w:hAnsi="Bahnschrift"/>
           <w:b/>
-          <w:i/>
-          <w:iCs/>
-          <w:sz w:val="24"/>
-          <w:szCs w:val="24"/>
-        </w:rPr>
-        <w:t>7</w:t>
-      </w:r>
+          <w:bCs/>
+          <w:sz w:val="24"/>
+          <w:szCs w:val="24"/>
+        </w:rPr>
+        <w:t>MEMBER</w:t>
+      </w:r>
+      <w:r>
+        <w:rPr>
+          <w:rFonts w:ascii="Bahnschrift" w:hAnsi="Bahnschrift"/>
+          <w:bCs/>
+          <w:sz w:val="24"/>
+          <w:szCs w:val="24"/>
+        </w:rPr>
+        <w:t xml:space="preserve"> (</w:t>
+      </w:r>
+      <w:proofErr w:type="spellStart"/>
+      <w:r>
+        <w:rPr>
+          <w:rFonts w:ascii="Bahnschrift" w:hAnsi="Bahnschrift"/>
+          <w:bCs/>
+          <w:sz w:val="24"/>
+          <w:szCs w:val="24"/>
+        </w:rPr>
+        <w:t>Member_ID</w:t>
+      </w:r>
+      <w:proofErr w:type="spellEnd"/>
+      <w:r>
+        <w:rPr>
+          <w:rFonts w:ascii="Bahnschrift" w:hAnsi="Bahnschrift"/>
+          <w:bCs/>
+          <w:sz w:val="24"/>
+          <w:szCs w:val="24"/>
+        </w:rPr>
+        <w:t xml:space="preserve">, FirstName, LastName, </w:t>
+      </w:r>
+      <w:proofErr w:type="spellStart"/>
+      <w:r>
+        <w:rPr>
+          <w:rFonts w:ascii="Bahnschrift" w:hAnsi="Bahnschrift"/>
+          <w:bCs/>
+          <w:sz w:val="24"/>
+          <w:szCs w:val="24"/>
+        </w:rPr>
+        <w:t>JoinDate</w:t>
+      </w:r>
+      <w:proofErr w:type="spellEnd"/>
+      <w:r>
+        <w:rPr>
+          <w:rFonts w:ascii="Bahnschrift" w:hAnsi="Bahnschrift"/>
+          <w:bCs/>
+          <w:sz w:val="24"/>
+          <w:szCs w:val="24"/>
+        </w:rPr>
+        <w:t>)</w:t>
+      </w:r>
+    </w:p>
+    <w:p>
+      <w:pPr>
+        <w:numPr>
+          <w:ilvl w:val="0"/>
+          <w:numId w:val="24"/>
+        </w:numPr>
+        <w:rPr>
+          <w:rFonts w:ascii="Bahnschrift" w:hAnsi="Bahnschrift"/>
+          <w:bCs/>
+          <w:sz w:val="24"/>
+          <w:szCs w:val="24"/>
+        </w:rPr>
+      </w:pPr>
       <w:r>
         <w:rPr>
           <w:rFonts w:ascii="Bahnschrift" w:hAnsi="Bahnschrift"/>
           <w:b/>
-          <w:i/>
-          <w:iCs/>
-          <w:sz w:val="24"/>
-          <w:szCs w:val="24"/>
-        </w:rPr>
-        <w:t>2</w:t>
+          <w:bCs/>
+          <w:sz w:val="24"/>
+          <w:szCs w:val="24"/>
+        </w:rPr>
+        <w:t>SESSION</w:t>
+      </w:r>
+      <w:r>
+        <w:rPr>
+          <w:rFonts w:ascii="Bahnschrift" w:hAnsi="Bahnschrift"/>
+          <w:bCs/>
+          <w:sz w:val="24"/>
+          <w:szCs w:val="24"/>
+        </w:rPr>
+        <w:t xml:space="preserve"> (</w:t>
+      </w:r>
+      <w:proofErr w:type="spellStart"/>
+      <w:r>
+        <w:rPr>
+          <w:rFonts w:ascii="Bahnschrift" w:hAnsi="Bahnschrift"/>
+          <w:bCs/>
+          <w:sz w:val="24"/>
+          <w:szCs w:val="24"/>
+        </w:rPr>
+        <w:t>Session_ID</w:t>
+      </w:r>
+      <w:proofErr w:type="spellEnd"/>
+      <w:r>
+        <w:rPr>
+          <w:rFonts w:ascii="Bahnschrift" w:hAnsi="Bahnschrift"/>
+          <w:bCs/>
+          <w:sz w:val="24"/>
+          <w:szCs w:val="24"/>
+        </w:rPr>
+        <w:t xml:space="preserve">, </w:t>
+      </w:r>
+      <w:proofErr w:type="spellStart"/>
+      <w:r>
+        <w:rPr>
+          <w:rFonts w:ascii="Bahnschrift" w:hAnsi="Bahnschrift"/>
+          <w:bCs/>
+          <w:sz w:val="24"/>
+          <w:szCs w:val="24"/>
+        </w:rPr>
+        <w:t>Member_ID</w:t>
+      </w:r>
+      <w:proofErr w:type="spellEnd"/>
+      <w:r>
+        <w:rPr>
+          <w:rFonts w:ascii="Bahnschrift" w:hAnsi="Bahnschrift"/>
+          <w:bCs/>
+          <w:sz w:val="24"/>
+          <w:szCs w:val="24"/>
+        </w:rPr>
+        <w:t xml:space="preserve">, </w:t>
+      </w:r>
+      <w:proofErr w:type="spellStart"/>
+      <w:r>
+        <w:rPr>
+          <w:rFonts w:ascii="Bahnschrift" w:hAnsi="Bahnschrift"/>
+          <w:bCs/>
+          <w:sz w:val="24"/>
+          <w:szCs w:val="24"/>
+        </w:rPr>
+        <w:t>TrainerName</w:t>
+      </w:r>
+      <w:proofErr w:type="spellEnd"/>
+      <w:r>
+        <w:rPr>
+          <w:rFonts w:ascii="Bahnschrift" w:hAnsi="Bahnschrift"/>
+          <w:bCs/>
+          <w:sz w:val="24"/>
+          <w:szCs w:val="24"/>
+        </w:rPr>
+        <w:t xml:space="preserve">, </w:t>
+      </w:r>
+      <w:proofErr w:type="spellStart"/>
+      <w:r>
+        <w:rPr>
+          <w:rFonts w:ascii="Bahnschrift" w:hAnsi="Bahnschrift"/>
+          <w:bCs/>
+          <w:sz w:val="24"/>
+          <w:szCs w:val="24"/>
+        </w:rPr>
+        <w:t>SessionDate</w:t>
+      </w:r>
+      <w:proofErr w:type="spellEnd"/>
+      <w:r>
+        <w:rPr>
+          <w:rFonts w:ascii="Bahnschrift" w:hAnsi="Bahnschrift"/>
+          <w:bCs/>
+          <w:sz w:val="24"/>
+          <w:szCs w:val="24"/>
+        </w:rPr>
+        <w:t>, Fee)</w:t>
       </w:r>
     </w:p>
     <w:p>
@@ -790,7 +982,7 @@
         <w:pStyle w:val="ListParagraph"/>
         <w:numPr>
           <w:ilvl w:val="0"/>
-          <w:numId w:val="4"/>
+          <w:numId w:val="23"/>
         </w:numPr>
         <w:rPr>
           <w:rFonts w:ascii="Bahnschrift" w:hAnsi="Bahnschrift"/>
@@ -806,7 +998,35 @@
           <w:sz w:val="24"/>
           <w:szCs w:val="24"/>
         </w:rPr>
-        <w:t>System Resources:</w:t>
+        <w:t>Construct an SQL query to display the first and last names of all members who joined the gym after January 1</w:t>
+      </w:r>
+      <w:r>
+        <w:rPr>
+          <w:rFonts w:ascii="Bahnschrift" w:hAnsi="Bahnschrift"/>
+          <w:bCs/>
+          <w:sz w:val="24"/>
+          <w:szCs w:val="24"/>
+          <w:vertAlign w:val="superscript"/>
+        </w:rPr>
+        <w:t>st</w:t>
+      </w:r>
+      <w:r>
+        <w:rPr>
+          <w:rFonts w:ascii="Bahnschrift" w:hAnsi="Bahnschrift"/>
+          <w:bCs/>
+          <w:sz w:val="24"/>
+          <w:szCs w:val="24"/>
+        </w:rPr>
+        <w:t>, 2025.</w:t>
+      </w:r>
+      <w:r>
+        <w:rPr>
+          <w:rFonts w:ascii="Bahnschrift" w:hAnsi="Bahnschrift"/>
+          <w:bCs/>
+          <w:sz w:val="24"/>
+          <w:szCs w:val="24"/>
+        </w:rPr>
+        <w:t xml:space="preserve"> [2]</w:t>
       </w:r>
     </w:p>
     <w:p>
@@ -834,7 +1054,7 @@
         <w:pStyle w:val="ListParagraph"/>
         <w:numPr>
           <w:ilvl w:val="0"/>
-          <w:numId w:val="4"/>
+          <w:numId w:val="23"/>
         </w:numPr>
         <w:rPr>
           <w:rFonts w:ascii="Bahnschrift" w:hAnsi="Bahnschrift"/>
@@ -850,7 +1070,27 @@
           <w:sz w:val="24"/>
           <w:szCs w:val="24"/>
         </w:rPr>
-        <w:t>Scheduling</w:t>
+        <w:t xml:space="preserve">Construct an SQL query to list all unique </w:t>
+      </w:r>
+      <w:proofErr w:type="spellStart"/>
+      <w:r>
+        <w:rPr>
+          <w:rFonts w:ascii="Bahnschrift" w:hAnsi="Bahnschrift"/>
+          <w:bCs/>
+          <w:sz w:val="24"/>
+          <w:szCs w:val="24"/>
+        </w:rPr>
+        <w:t>TrainerName</w:t>
+      </w:r>
+      <w:proofErr w:type="spellEnd"/>
+      <w:r>
+        <w:rPr>
+          <w:rFonts w:ascii="Bahnschrift" w:hAnsi="Bahnschrift"/>
+          <w:bCs/>
+          <w:sz w:val="24"/>
+          <w:szCs w:val="24"/>
+        </w:rPr>
+        <w:t xml:space="preserve"> values from the SESSION table, ordered alphabetically [2]</w:t>
       </w:r>
     </w:p>
     <w:p>
@@ -878,7 +1118,7 @@
         <w:pStyle w:val="ListParagraph"/>
         <w:numPr>
           <w:ilvl w:val="0"/>
-          <w:numId w:val="4"/>
+          <w:numId w:val="23"/>
         </w:numPr>
         <w:rPr>
           <w:rFonts w:ascii="Bahnschrift" w:hAnsi="Bahnschrift"/>
@@ -894,7 +1134,27 @@
           <w:sz w:val="24"/>
           <w:szCs w:val="24"/>
         </w:rPr>
-        <w:t>Time Slicing</w:t>
+        <w:t xml:space="preserve">The gym manager wants to know the total revenue generated by each trainer. Construct a query to show the </w:t>
+      </w:r>
+      <w:proofErr w:type="spellStart"/>
+      <w:r>
+        <w:rPr>
+          <w:rFonts w:ascii="Bahnschrift" w:hAnsi="Bahnschrift"/>
+          <w:bCs/>
+          <w:sz w:val="24"/>
+          <w:szCs w:val="24"/>
+        </w:rPr>
+        <w:t>TrainerName</w:t>
+      </w:r>
+      <w:proofErr w:type="spellEnd"/>
+      <w:r>
+        <w:rPr>
+          <w:rFonts w:ascii="Bahnschrift" w:hAnsi="Bahnschrift"/>
+          <w:bCs/>
+          <w:sz w:val="24"/>
+          <w:szCs w:val="24"/>
+        </w:rPr>
+        <w:t xml:space="preserve"> and the sum of their Fee columns. [3]</w:t>
       </w:r>
     </w:p>
     <w:p>
@@ -922,7 +1182,7 @@
         <w:pStyle w:val="ListParagraph"/>
         <w:numPr>
           <w:ilvl w:val="0"/>
-          <w:numId w:val="4"/>
+          <w:numId w:val="23"/>
         </w:numPr>
         <w:rPr>
           <w:rFonts w:ascii="Bahnschrift" w:hAnsi="Bahnschrift"/>
@@ -938,8 +1198,38 @@
           <w:sz w:val="24"/>
           <w:szCs w:val="24"/>
         </w:rPr>
-        <w:t>Interrupt</w:t>
-      </w:r>
+        <w:t xml:space="preserve">Construct a query to display the LastName of the member and the </w:t>
+      </w:r>
+      <w:proofErr w:type="spellStart"/>
+      <w:r>
+        <w:rPr>
+          <w:rFonts w:ascii="Bahnschrift" w:hAnsi="Bahnschrift"/>
+          <w:bCs/>
+          <w:sz w:val="24"/>
+          <w:szCs w:val="24"/>
+        </w:rPr>
+        <w:t>SessionDate</w:t>
+      </w:r>
+      <w:proofErr w:type="spellEnd"/>
+      <w:r>
+        <w:rPr>
+          <w:rFonts w:ascii="Bahnschrift" w:hAnsi="Bahnschrift"/>
+          <w:bCs/>
+          <w:sz w:val="24"/>
+          <w:szCs w:val="24"/>
+        </w:rPr>
+        <w:t xml:space="preserve"> for every session conducted by a trainer named “Sami”. [3]</w:t>
+      </w:r>
+    </w:p>
+    <w:p>
+      <w:pPr>
+        <w:rPr>
+          <w:rFonts w:ascii="Bahnschrift" w:hAnsi="Bahnschrift"/>
+          <w:bCs/>
+          <w:sz w:val="24"/>
+          <w:szCs w:val="24"/>
+        </w:rPr>
+      </w:pPr>
     </w:p>
     <w:p>
       <w:pPr>
@@ -966,7 +1256,7 @@
         <w:pStyle w:val="ListParagraph"/>
         <w:numPr>
           <w:ilvl w:val="0"/>
-          <w:numId w:val="4"/>
+          <w:numId w:val="23"/>
         </w:numPr>
         <w:rPr>
           <w:rFonts w:ascii="Bahnschrift" w:hAnsi="Bahnschrift"/>
@@ -982,35 +1272,93 @@
           <w:sz w:val="24"/>
           <w:szCs w:val="24"/>
         </w:rPr>
-        <w:t>Polling</w:t>
-      </w:r>
-    </w:p>
-    <w:p>
-      <w:pPr>
-        <w:rPr>
-          <w:rFonts w:ascii="Bahnschrift" w:hAnsi="Bahnschrift"/>
-          <w:bCs/>
-          <w:sz w:val="24"/>
-          <w:szCs w:val="24"/>
-        </w:rPr>
-      </w:pPr>
-    </w:p>
-    <w:p>
-      <w:pPr>
-        <w:rPr>
-          <w:rFonts w:ascii="Bahnschrift" w:hAnsi="Bahnschrift"/>
-          <w:bCs/>
-          <w:sz w:val="24"/>
-          <w:szCs w:val="24"/>
-        </w:rPr>
-      </w:pPr>
+        <w:t xml:space="preserve">A session with </w:t>
+      </w:r>
+      <w:proofErr w:type="spellStart"/>
+      <w:r>
+        <w:rPr>
+          <w:rFonts w:ascii="Bahnschrift" w:hAnsi="Bahnschrift"/>
+          <w:bCs/>
+          <w:sz w:val="24"/>
+          <w:szCs w:val="24"/>
+        </w:rPr>
+        <w:t>Session_ID</w:t>
+      </w:r>
+      <w:proofErr w:type="spellEnd"/>
+      <w:r>
+        <w:rPr>
+          <w:rFonts w:ascii="Bahnschrift" w:hAnsi="Bahnschrift"/>
+          <w:bCs/>
+          <w:sz w:val="24"/>
+          <w:szCs w:val="24"/>
+        </w:rPr>
+        <w:t xml:space="preserve"> </w:t>
+      </w:r>
+      <w:r>
+        <w:rPr>
+          <w:rFonts w:ascii="Bahnschrift" w:hAnsi="Bahnschrift"/>
+          <w:bCs/>
+          <w:sz w:val="24"/>
+          <w:szCs w:val="24"/>
+        </w:rPr>
+        <w:t>505 was incorrectly entered with a fee of $40. It should be $55. Construct the SQL statement to correct this. [2]</w:t>
+      </w:r>
+    </w:p>
+    <w:p>
+      <w:pPr>
+        <w:rPr>
+          <w:rFonts w:ascii="Bahnschrift" w:hAnsi="Bahnschrift"/>
+          <w:bCs/>
+          <w:sz w:val="24"/>
+          <w:szCs w:val="24"/>
+        </w:rPr>
+      </w:pPr>
+    </w:p>
+    <w:p>
+      <w:pPr>
+        <w:rPr>
+          <w:rFonts w:ascii="Bahnschrift" w:hAnsi="Bahnschrift"/>
+          <w:bCs/>
+          <w:sz w:val="24"/>
+          <w:szCs w:val="24"/>
+        </w:rPr>
+      </w:pPr>
+    </w:p>
+    <w:p>
+      <w:pPr>
+        <w:rPr>
+          <w:rFonts w:ascii="Bahnschrift" w:hAnsi="Bahnschrift"/>
+          <w:bCs/>
+          <w:sz w:val="24"/>
+          <w:szCs w:val="24"/>
+        </w:rPr>
+      </w:pPr>
+    </w:p>
+    <w:p>
+      <w:pPr>
+        <w:rPr>
+          <w:rFonts w:ascii="Bahnschrift" w:hAnsi="Bahnschrift"/>
+          <w:bCs/>
+          <w:sz w:val="24"/>
+          <w:szCs w:val="24"/>
+        </w:rPr>
+      </w:pPr>
+      <w:r>
+        <w:rPr>
+          <w:rFonts w:ascii="Bahnschrift" w:hAnsi="Bahnschrift"/>
+          <w:bCs/>
+          <w:sz w:val="24"/>
+          <w:szCs w:val="24"/>
+        </w:rPr>
+        <w:t>Define the following terms:</w:t>
+      </w:r>
     </w:p>
     <w:p>
       <w:pPr>
         <w:pStyle w:val="ListParagraph"/>
         <w:numPr>
           <w:ilvl w:val="0"/>
-          <w:numId w:val="4"/>
+          <w:numId w:val="23"/>
         </w:numPr>
         <w:rPr>
           <w:rFonts w:ascii="Bahnschrift" w:hAnsi="Bahnschrift"/>
@@ -1026,8 +1374,7 @@
           <w:sz w:val="24"/>
           <w:szCs w:val="24"/>
         </w:rPr>
-        <w:lastRenderedPageBreak/>
-        <w:t>Virtual Memory</w:t>
+        <w:t>Database Management System (DBMS):</w:t>
       </w:r>
     </w:p>
     <w:p>
@@ -1055,7 +1402,7 @@
         <w:pStyle w:val="ListParagraph"/>
         <w:numPr>
           <w:ilvl w:val="0"/>
-          <w:numId w:val="4"/>
+          <w:numId w:val="23"/>
         </w:numPr>
         <w:rPr>
           <w:rFonts w:ascii="Bahnschrift" w:hAnsi="Bahnschrift"/>
@@ -1071,7 +1418,7 @@
           <w:sz w:val="24"/>
           <w:szCs w:val="24"/>
         </w:rPr>
-        <w:t>Paging</w:t>
+        <w:t>Data Dictionary</w:t>
       </w:r>
     </w:p>
     <w:p>
@@ -1099,7 +1446,7 @@
         <w:pStyle w:val="ListParagraph"/>
         <w:numPr>
           <w:ilvl w:val="0"/>
-          <w:numId w:val="4"/>
+          <w:numId w:val="23"/>
         </w:numPr>
         <w:rPr>
           <w:rFonts w:ascii="Bahnschrift" w:hAnsi="Bahnschrift"/>
@@ -1115,7 +1462,7 @@
           <w:sz w:val="24"/>
           <w:szCs w:val="24"/>
         </w:rPr>
-        <w:t>Thrashing</w:t>
+        <w:t>Database Administrator</w:t>
       </w:r>
     </w:p>
     <w:p>
@@ -1143,7 +1490,7 @@
         <w:pStyle w:val="ListParagraph"/>
         <w:numPr>
           <w:ilvl w:val="0"/>
-          <w:numId w:val="4"/>
+          <w:numId w:val="23"/>
         </w:numPr>
         <w:rPr>
           <w:rFonts w:ascii="Bahnschrift" w:hAnsi="Bahnschrift"/>
@@ -1159,7 +1506,7 @@
           <w:sz w:val="24"/>
           <w:szCs w:val="24"/>
         </w:rPr>
-        <w:t>Multi-user System</w:t>
+        <w:t>Data Redundancy</w:t>
       </w:r>
     </w:p>
     <w:p>
@@ -1187,7 +1534,7 @@
         <w:pStyle w:val="ListParagraph"/>
         <w:numPr>
           <w:ilvl w:val="0"/>
-          <w:numId w:val="4"/>
+          <w:numId w:val="23"/>
         </w:numPr>
         <w:rPr>
           <w:rFonts w:ascii="Bahnschrift" w:hAnsi="Bahnschrift"/>
@@ -1203,18 +1550,8 @@
           <w:sz w:val="24"/>
           <w:szCs w:val="24"/>
         </w:rPr>
-        <w:t>Device Driver</w:t>
-      </w:r>
-    </w:p>
-    <w:p>
-      <w:pPr>
-        <w:rPr>
-          <w:rFonts w:ascii="Bahnschrift" w:hAnsi="Bahnschrift"/>
-          <w:bCs/>
-          <w:sz w:val="24"/>
-          <w:szCs w:val="24"/>
-        </w:rPr>
-      </w:pPr>
+        <w:t>Data Integrity</w:t>
+      </w:r>
     </w:p>
     <w:p>
       <w:pPr>
@@ -1231,7 +1568,7 @@
         <w:pStyle w:val="ListParagraph"/>
         <w:numPr>
           <w:ilvl w:val="0"/>
-          <w:numId w:val="4"/>
+          <w:numId w:val="23"/>
         </w:numPr>
         <w:rPr>
           <w:rFonts w:ascii="Bahnschrift" w:hAnsi="Bahnschrift"/>
@@ -1247,8 +1584,19 @@
           <w:sz w:val="24"/>
           <w:szCs w:val="24"/>
         </w:rPr>
-        <w:t>Processor Speed</w:t>
-      </w:r>
+        <w:t>Concurrency</w:t>
+      </w:r>
+    </w:p>
+    <w:p>
+      <w:pPr>
+        <w:pStyle w:val="ListParagraph"/>
+        <w:rPr>
+          <w:rFonts w:ascii="Bahnschrift" w:hAnsi="Bahnschrift"/>
+          <w:bCs/>
+          <w:sz w:val="24"/>
+          <w:szCs w:val="24"/>
+        </w:rPr>
+      </w:pPr>
     </w:p>
     <w:p>
       <w:pPr>
@@ -1275,7 +1623,7 @@
         <w:pStyle w:val="ListParagraph"/>
         <w:numPr>
           <w:ilvl w:val="0"/>
-          <w:numId w:val="4"/>
+          <w:numId w:val="23"/>
         </w:numPr>
         <w:rPr>
           <w:rFonts w:ascii="Bahnschrift" w:hAnsi="Bahnschrift"/>
@@ -1291,7 +1639,7 @@
           <w:sz w:val="24"/>
           <w:szCs w:val="24"/>
         </w:rPr>
-        <w:t>Buffer</w:t>
+        <w:t>Schema</w:t>
       </w:r>
     </w:p>
     <w:p>
@@ -1319,7 +1667,7 @@
         <w:pStyle w:val="ListParagraph"/>
         <w:numPr>
           <w:ilvl w:val="0"/>
-          <w:numId w:val="4"/>
+          <w:numId w:val="23"/>
         </w:numPr>
         <w:rPr>
           <w:rFonts w:ascii="Bahnschrift" w:hAnsi="Bahnschrift"/>
@@ -1335,7 +1683,7 @@
           <w:sz w:val="24"/>
           <w:szCs w:val="24"/>
         </w:rPr>
-        <w:t>Priority</w:t>
+        <w:t>Table/Entity</w:t>
       </w:r>
     </w:p>
     <w:p>
@@ -1363,7 +1711,7 @@
         <w:pStyle w:val="ListParagraph"/>
         <w:numPr>
           <w:ilvl w:val="0"/>
-          <w:numId w:val="4"/>
+          <w:numId w:val="23"/>
         </w:numPr>
         <w:rPr>
           <w:rFonts w:ascii="Bahnschrift" w:hAnsi="Bahnschrift"/>
@@ -1379,8 +1727,7 @@
           <w:sz w:val="24"/>
           <w:szCs w:val="24"/>
         </w:rPr>
-        <w:lastRenderedPageBreak/>
-        <w:t>Embedded System</w:t>
+        <w:t>Row/Record</w:t>
       </w:r>
     </w:p>
     <w:p>
@@ -1408,7 +1755,7 @@
         <w:pStyle w:val="ListParagraph"/>
         <w:numPr>
           <w:ilvl w:val="0"/>
-          <w:numId w:val="4"/>
+          <w:numId w:val="23"/>
         </w:numPr>
         <w:rPr>
           <w:rFonts w:ascii="Bahnschrift" w:hAnsi="Bahnschrift"/>
@@ -1424,7 +1771,7 @@
           <w:sz w:val="24"/>
           <w:szCs w:val="24"/>
         </w:rPr>
-        <w:t>Sensor</w:t>
+        <w:t>Attribute/Field</w:t>
       </w:r>
     </w:p>
     <w:p>
@@ -1452,7 +1799,7 @@
         <w:pStyle w:val="ListParagraph"/>
         <w:numPr>
           <w:ilvl w:val="0"/>
-          <w:numId w:val="4"/>
+          <w:numId w:val="23"/>
         </w:numPr>
         <w:rPr>
           <w:rFonts w:ascii="Bahnschrift" w:hAnsi="Bahnschrift"/>
@@ -1468,7 +1815,7 @@
           <w:sz w:val="24"/>
           <w:szCs w:val="24"/>
         </w:rPr>
-        <w:t>Transducer</w:t>
+        <w:t>Atomic Value</w:t>
       </w:r>
     </w:p>
     <w:p>
@@ -1496,7 +1843,7 @@
         <w:pStyle w:val="ListParagraph"/>
         <w:numPr>
           <w:ilvl w:val="0"/>
-          <w:numId w:val="4"/>
+          <w:numId w:val="23"/>
         </w:numPr>
         <w:rPr>
           <w:rFonts w:ascii="Bahnschrift" w:hAnsi="Bahnschrift"/>
@@ -1512,7 +1859,7 @@
           <w:sz w:val="24"/>
           <w:szCs w:val="24"/>
         </w:rPr>
-        <w:t>Actuator</w:t>
+        <w:t>Primary Key</w:t>
       </w:r>
     </w:p>
     <w:p>
@@ -1540,7 +1887,7 @@
         <w:pStyle w:val="ListParagraph"/>
         <w:numPr>
           <w:ilvl w:val="0"/>
-          <w:numId w:val="4"/>
+          <w:numId w:val="23"/>
         </w:numPr>
         <w:rPr>
           <w:rFonts w:ascii="Bahnschrift" w:hAnsi="Bahnschrift"/>
@@ -1556,7 +1903,7 @@
           <w:sz w:val="24"/>
           <w:szCs w:val="24"/>
         </w:rPr>
-        <w:t>ADC (Analog-to-Digital Converter)</w:t>
+        <w:t>Foreign Key</w:t>
       </w:r>
     </w:p>
     <w:p>
@@ -1584,7 +1931,7 @@
         <w:pStyle w:val="ListParagraph"/>
         <w:numPr>
           <w:ilvl w:val="0"/>
-          <w:numId w:val="4"/>
+          <w:numId w:val="23"/>
         </w:numPr>
         <w:rPr>
           <w:rFonts w:ascii="Bahnschrift" w:hAnsi="Bahnschrift"/>
@@ -1600,7 +1947,7 @@
           <w:sz w:val="24"/>
           <w:szCs w:val="24"/>
         </w:rPr>
-        <w:t>DAC (Digital-to-Analog Converter)</w:t>
+        <w:t>Candidate Key</w:t>
       </w:r>
     </w:p>
     <w:p>
@@ -1628,7 +1975,7 @@
         <w:pStyle w:val="ListParagraph"/>
         <w:numPr>
           <w:ilvl w:val="0"/>
-          <w:numId w:val="4"/>
+          <w:numId w:val="23"/>
         </w:numPr>
         <w:rPr>
           <w:rFonts w:ascii="Bahnschrift" w:hAnsi="Bahnschrift"/>
@@ -1644,7 +1991,7 @@
           <w:sz w:val="24"/>
           <w:szCs w:val="24"/>
         </w:rPr>
-        <w:t>Feedback Loop</w:t>
+        <w:t>Secondary Key</w:t>
       </w:r>
     </w:p>
     <w:p>
@@ -1672,7 +2019,7 @@
         <w:pStyle w:val="ListParagraph"/>
         <w:numPr>
           <w:ilvl w:val="0"/>
-          <w:numId w:val="4"/>
+          <w:numId w:val="23"/>
         </w:numPr>
         <w:rPr>
           <w:rFonts w:ascii="Bahnschrift" w:hAnsi="Bahnschrift"/>
@@ -1688,7 +2035,7 @@
           <w:sz w:val="24"/>
           <w:szCs w:val="24"/>
         </w:rPr>
-        <w:t>Microprocessor</w:t>
+        <w:t>Secondary Key</w:t>
       </w:r>
     </w:p>
     <w:p>
@@ -1716,7 +2063,7 @@
         <w:pStyle w:val="ListParagraph"/>
         <w:numPr>
           <w:ilvl w:val="0"/>
-          <w:numId w:val="4"/>
+          <w:numId w:val="23"/>
         </w:numPr>
         <w:rPr>
           <w:rFonts w:ascii="Bahnschrift" w:hAnsi="Bahnschrift"/>
@@ -1732,8 +2079,7 @@
           <w:sz w:val="24"/>
           <w:szCs w:val="24"/>
         </w:rPr>
-        <w:lastRenderedPageBreak/>
-        <w:t>Control System</w:t>
+        <w:t>First Normal Form</w:t>
       </w:r>
     </w:p>
     <w:p>
@@ -1761,7 +2107,7 @@
         <w:pStyle w:val="ListParagraph"/>
         <w:numPr>
           <w:ilvl w:val="0"/>
-          <w:numId w:val="4"/>
+          <w:numId w:val="23"/>
         </w:numPr>
         <w:rPr>
           <w:rFonts w:ascii="Bahnschrift" w:hAnsi="Bahnschrift"/>
@@ -1777,7 +2123,7 @@
           <w:sz w:val="24"/>
           <w:szCs w:val="24"/>
         </w:rPr>
-        <w:t>Real-Time System</w:t>
+        <w:t>Second Normal Form</w:t>
       </w:r>
     </w:p>
     <w:p>
@@ -1805,7 +2151,7 @@
         <w:pStyle w:val="ListParagraph"/>
         <w:numPr>
           <w:ilvl w:val="0"/>
-          <w:numId w:val="4"/>
+          <w:numId w:val="23"/>
         </w:numPr>
         <w:rPr>
           <w:rFonts w:ascii="Bahnschrift" w:hAnsi="Bahnschrift"/>
@@ -1821,7 +2167,7 @@
           <w:sz w:val="24"/>
           <w:szCs w:val="24"/>
         </w:rPr>
-        <w:t>Centralized System</w:t>
+        <w:t>Third Normal Form</w:t>
       </w:r>
     </w:p>
     <w:p>
@@ -1849,7 +2195,7 @@
         <w:pStyle w:val="ListParagraph"/>
         <w:numPr>
           <w:ilvl w:val="0"/>
-          <w:numId w:val="4"/>
+          <w:numId w:val="23"/>
         </w:numPr>
         <w:rPr>
           <w:rFonts w:ascii="Bahnschrift" w:hAnsi="Bahnschrift"/>
@@ -1865,7 +2211,7 @@
           <w:sz w:val="24"/>
           <w:szCs w:val="24"/>
         </w:rPr>
-        <w:t>Distributed System</w:t>
+        <w:t>SELECT</w:t>
       </w:r>
     </w:p>
     <w:p>
@@ -1893,7 +2239,7 @@
         <w:pStyle w:val="ListParagraph"/>
         <w:numPr>
           <w:ilvl w:val="0"/>
-          <w:numId w:val="4"/>
+          <w:numId w:val="23"/>
         </w:numPr>
         <w:rPr>
           <w:rFonts w:ascii="Bahnschrift" w:hAnsi="Bahnschrift"/>
@@ -1909,7 +2255,7 @@
           <w:sz w:val="24"/>
           <w:szCs w:val="24"/>
         </w:rPr>
-        <w:t>Autonomous Agent</w:t>
+        <w:t>FROM</w:t>
       </w:r>
     </w:p>
     <w:p>
@@ -1937,7 +2283,7 @@
         <w:pStyle w:val="ListParagraph"/>
         <w:numPr>
           <w:ilvl w:val="0"/>
-          <w:numId w:val="4"/>
+          <w:numId w:val="23"/>
         </w:numPr>
         <w:rPr>
           <w:rFonts w:ascii="Bahnschrift" w:hAnsi="Bahnschrift"/>
@@ -1946,15 +2292,17 @@
           <w:szCs w:val="24"/>
         </w:rPr>
       </w:pPr>
-      <w:r>
-        <w:rPr>
-          <w:rFonts w:ascii="Bahnschrift" w:hAnsi="Bahnschrift"/>
-          <w:bCs/>
-          <w:sz w:val="24"/>
-          <w:szCs w:val="24"/>
-        </w:rPr>
-        <w:t>GPS (Global Positioning System)</w:t>
-      </w:r>
+      <w:proofErr w:type="gramStart"/>
+      <w:r>
+        <w:rPr>
+          <w:rFonts w:ascii="Bahnschrift" w:hAnsi="Bahnschrift"/>
+          <w:bCs/>
+          <w:sz w:val="24"/>
+          <w:szCs w:val="24"/>
+        </w:rPr>
+        <w:t>WHERE</w:t>
+      </w:r>
+      <w:proofErr w:type="gramEnd"/>
     </w:p>
     <w:p>
       <w:pPr>
@@ -1981,7 +2329,7 @@
         <w:pStyle w:val="ListParagraph"/>
         <w:numPr>
           <w:ilvl w:val="0"/>
-          <w:numId w:val="4"/>
+          <w:numId w:val="23"/>
         </w:numPr>
         <w:rPr>
           <w:rFonts w:ascii="Bahnschrift" w:hAnsi="Bahnschrift"/>
@@ -1997,15 +2345,35 @@
           <w:sz w:val="24"/>
           <w:szCs w:val="24"/>
         </w:rPr>
-        <w:t>A business has a range of different computers within the organization, including laptops, desktops, and file servers. Wherever possible, the organization uses a common operating system on its computers.</w:t>
-      </w:r>
+        <w:t>INNER JOIN</w:t>
+      </w:r>
+    </w:p>
+    <w:p>
+      <w:pPr>
+        <w:rPr>
+          <w:rFonts w:ascii="Bahnschrift" w:hAnsi="Bahnschrift"/>
+          <w:bCs/>
+          <w:sz w:val="24"/>
+          <w:szCs w:val="24"/>
+        </w:rPr>
+      </w:pPr>
+    </w:p>
+    <w:p>
+      <w:pPr>
+        <w:rPr>
+          <w:rFonts w:ascii="Bahnschrift" w:hAnsi="Bahnschrift"/>
+          <w:bCs/>
+          <w:sz w:val="24"/>
+          <w:szCs w:val="24"/>
+        </w:rPr>
+      </w:pPr>
     </w:p>
     <w:p>
       <w:pPr>
         <w:pStyle w:val="ListParagraph"/>
         <w:numPr>
-          <w:ilvl w:val="1"/>
-          <w:numId w:val="4"/>
+          <w:ilvl w:val="0"/>
+          <w:numId w:val="23"/>
         </w:numPr>
         <w:rPr>
           <w:rFonts w:ascii="Bahnschrift" w:hAnsi="Bahnschrift"/>
@@ -2021,17 +2389,18 @@
           <w:sz w:val="24"/>
           <w:szCs w:val="24"/>
         </w:rPr>
-        <w:t>Outline two resource management techniques that are likely to be carried out by the operating system of a desktop computer</w:t>
-      </w:r>
-      <w:r>
-        <w:rPr>
-          <w:rFonts w:ascii="Bahnschrift" w:hAnsi="Bahnschrift"/>
-          <w:bCs/>
-          <w:sz w:val="24"/>
-          <w:szCs w:val="24"/>
-        </w:rPr>
-        <w:t xml:space="preserve"> [4]</w:t>
-      </w:r>
+        <w:t>GROUP BY</w:t>
+      </w:r>
+    </w:p>
+    <w:p>
+      <w:pPr>
+        <w:rPr>
+          <w:rFonts w:ascii="Bahnschrift" w:hAnsi="Bahnschrift"/>
+          <w:bCs/>
+          <w:sz w:val="24"/>
+          <w:szCs w:val="24"/>
+        </w:rPr>
+      </w:pPr>
     </w:p>
     <w:p>
       <w:pPr>
@@ -2047,8 +2416,8 @@
       <w:pPr>
         <w:pStyle w:val="ListParagraph"/>
         <w:numPr>
-          <w:ilvl w:val="1"/>
-          <w:numId w:val="4"/>
+          <w:ilvl w:val="0"/>
+          <w:numId w:val="23"/>
         </w:numPr>
         <w:rPr>
           <w:rFonts w:ascii="Bahnschrift" w:hAnsi="Bahnschrift"/>
@@ -2064,470 +2433,7 @@
           <w:sz w:val="24"/>
           <w:szCs w:val="24"/>
         </w:rPr>
-        <w:t>Outline one way the operating system hides the complexity of the hardware from the computer user</w:t>
-      </w:r>
-      <w:r>
-        <w:rPr>
-          <w:rFonts w:ascii="Bahnschrift" w:hAnsi="Bahnschrift"/>
-          <w:bCs/>
-          <w:sz w:val="24"/>
-          <w:szCs w:val="24"/>
-        </w:rPr>
-        <w:t xml:space="preserve"> [2]</w:t>
-      </w:r>
-    </w:p>
-    <w:p>
-      <w:pPr>
-        <w:pStyle w:val="ListParagraph"/>
-        <w:rPr>
-          <w:rFonts w:ascii="Bahnschrift" w:hAnsi="Bahnschrift"/>
-          <w:bCs/>
-          <w:sz w:val="24"/>
-          <w:szCs w:val="24"/>
-        </w:rPr>
-      </w:pPr>
-    </w:p>
-    <w:p>
-      <w:pPr>
-        <w:rPr>
-          <w:rFonts w:ascii="Bahnschrift" w:hAnsi="Bahnschrift"/>
-          <w:bCs/>
-          <w:sz w:val="24"/>
-          <w:szCs w:val="24"/>
-        </w:rPr>
-      </w:pPr>
-    </w:p>
-    <w:p>
-      <w:pPr>
-        <w:ind w:left="720"/>
-        <w:rPr>
-          <w:rFonts w:ascii="Bahnschrift" w:hAnsi="Bahnschrift"/>
-          <w:bCs/>
-          <w:sz w:val="24"/>
-          <w:szCs w:val="24"/>
-        </w:rPr>
-      </w:pPr>
-      <w:r>
-        <w:rPr>
-          <w:rFonts w:ascii="Bahnschrift" w:hAnsi="Bahnschrift"/>
-          <w:bCs/>
-          <w:sz w:val="24"/>
-          <w:szCs w:val="24"/>
-        </w:rPr>
-        <w:t>Memory requirements and processor speed will vary depending on the tasks required of the computer.</w:t>
-      </w:r>
-    </w:p>
-    <w:p>
-      <w:pPr>
-        <w:pStyle w:val="ListParagraph"/>
-        <w:numPr>
-          <w:ilvl w:val="1"/>
-          <w:numId w:val="4"/>
-        </w:numPr>
-        <w:rPr>
-          <w:rFonts w:ascii="Bahnschrift" w:hAnsi="Bahnschrift"/>
-          <w:bCs/>
-          <w:sz w:val="24"/>
-          <w:szCs w:val="24"/>
-        </w:rPr>
-      </w:pPr>
-      <w:r>
-        <w:rPr>
-          <w:rFonts w:ascii="Bahnschrift" w:hAnsi="Bahnschrift"/>
-          <w:bCs/>
-          <w:sz w:val="24"/>
-          <w:szCs w:val="24"/>
-        </w:rPr>
-        <w:t xml:space="preserve">Contrast the memory requirements of a laptop computer and a </w:t>
-      </w:r>
-      <w:r>
-        <w:rPr>
-          <w:rFonts w:ascii="Bahnschrift" w:hAnsi="Bahnschrift"/>
-          <w:bCs/>
-          <w:sz w:val="24"/>
-          <w:szCs w:val="24"/>
-        </w:rPr>
-        <w:t>file server</w:t>
-      </w:r>
-      <w:r>
-        <w:rPr>
-          <w:rFonts w:ascii="Bahnschrift" w:hAnsi="Bahnschrift"/>
-          <w:bCs/>
-          <w:sz w:val="24"/>
-          <w:szCs w:val="24"/>
-        </w:rPr>
-        <w:t xml:space="preserve"> [2]</w:t>
-      </w:r>
-    </w:p>
-    <w:p>
-      <w:pPr>
-        <w:rPr>
-          <w:rFonts w:ascii="Bahnschrift" w:hAnsi="Bahnschrift"/>
-          <w:bCs/>
-          <w:sz w:val="24"/>
-          <w:szCs w:val="24"/>
-        </w:rPr>
-      </w:pPr>
-    </w:p>
-    <w:p>
-      <w:pPr>
-        <w:pStyle w:val="ListParagraph"/>
-        <w:numPr>
-          <w:ilvl w:val="1"/>
-          <w:numId w:val="4"/>
-        </w:numPr>
-        <w:rPr>
-          <w:rFonts w:ascii="Bahnschrift" w:hAnsi="Bahnschrift"/>
-          <w:bCs/>
-          <w:sz w:val="24"/>
-          <w:szCs w:val="24"/>
-        </w:rPr>
-      </w:pPr>
-      <w:r>
-        <w:rPr>
-          <w:rFonts w:ascii="Bahnschrift" w:hAnsi="Bahnschrift"/>
-          <w:bCs/>
-          <w:sz w:val="24"/>
-          <w:szCs w:val="24"/>
-        </w:rPr>
-        <w:t>Contrast the processor speed requirements of a laptop computer and a file server</w:t>
-      </w:r>
-      <w:r>
-        <w:rPr>
-          <w:rFonts w:ascii="Bahnschrift" w:hAnsi="Bahnschrift"/>
-          <w:bCs/>
-          <w:sz w:val="24"/>
-          <w:szCs w:val="24"/>
-        </w:rPr>
-        <w:t xml:space="preserve"> [2]</w:t>
-      </w:r>
-    </w:p>
-    <w:p>
-      <w:pPr>
-        <w:pStyle w:val="ListParagraph"/>
-        <w:rPr>
-          <w:rFonts w:ascii="Bahnschrift" w:hAnsi="Bahnschrift"/>
-          <w:bCs/>
-          <w:sz w:val="24"/>
-          <w:szCs w:val="24"/>
-        </w:rPr>
-      </w:pPr>
-    </w:p>
-    <w:p>
-      <w:pPr>
-        <w:rPr>
-          <w:rFonts w:ascii="Bahnschrift" w:hAnsi="Bahnschrift"/>
-          <w:bCs/>
-          <w:sz w:val="24"/>
-          <w:szCs w:val="24"/>
-        </w:rPr>
-      </w:pPr>
-    </w:p>
-    <w:p>
-      <w:pPr>
-        <w:ind w:left="720"/>
-        <w:rPr>
-          <w:rFonts w:ascii="Bahnschrift" w:hAnsi="Bahnschrift"/>
-          <w:bCs/>
-          <w:sz w:val="24"/>
-          <w:szCs w:val="24"/>
-        </w:rPr>
-      </w:pPr>
-      <w:r>
-        <w:rPr>
-          <w:rFonts w:ascii="Bahnschrift" w:hAnsi="Bahnschrift"/>
-          <w:bCs/>
-          <w:sz w:val="24"/>
-          <w:szCs w:val="24"/>
-        </w:rPr>
-        <w:t xml:space="preserve">The business has </w:t>
-      </w:r>
-      <w:r>
-        <w:rPr>
-          <w:rFonts w:ascii="Bahnschrift" w:hAnsi="Bahnschrift"/>
-          <w:bCs/>
-          <w:sz w:val="24"/>
-          <w:szCs w:val="24"/>
-        </w:rPr>
-        <w:t>decided to implement a computer-based system to switch the room lights on and off automatically.</w:t>
-      </w:r>
-      <w:r>
-        <w:rPr>
-          <w:rFonts w:ascii="Bahnschrift" w:hAnsi="Bahnschrift"/>
-          <w:bCs/>
-          <w:sz w:val="24"/>
-          <w:szCs w:val="24"/>
-        </w:rPr>
-        <w:t xml:space="preserve"> </w:t>
-      </w:r>
-      <w:r>
-        <w:rPr>
-          <w:rFonts w:ascii="Bahnschrift" w:hAnsi="Bahnschrift"/>
-          <w:bCs/>
-          <w:sz w:val="24"/>
-          <w:szCs w:val="24"/>
-        </w:rPr>
-        <w:t xml:space="preserve">The lights will only be switched on if the level of light is below a specific reading and there are people in the </w:t>
-      </w:r>
-      <w:proofErr w:type="gramStart"/>
-      <w:r>
-        <w:rPr>
-          <w:rFonts w:ascii="Bahnschrift" w:hAnsi="Bahnschrift"/>
-          <w:bCs/>
-          <w:sz w:val="24"/>
-          <w:szCs w:val="24"/>
-        </w:rPr>
-        <w:t>room.The</w:t>
-      </w:r>
-      <w:proofErr w:type="gramEnd"/>
-      <w:r>
-        <w:rPr>
-          <w:rFonts w:ascii="Bahnschrift" w:hAnsi="Bahnschrift"/>
-          <w:bCs/>
-          <w:sz w:val="24"/>
-          <w:szCs w:val="24"/>
-        </w:rPr>
-        <w:t xml:space="preserve"> lights will be switched off when the room has been unoccupied for at least five minutes.</w:t>
-      </w:r>
-    </w:p>
-    <w:p>
-      <w:pPr>
-        <w:pStyle w:val="ListParagraph"/>
-        <w:numPr>
-          <w:ilvl w:val="1"/>
-          <w:numId w:val="4"/>
-        </w:numPr>
-        <w:rPr>
-          <w:rFonts w:ascii="Bahnschrift" w:hAnsi="Bahnschrift"/>
-          <w:bCs/>
-          <w:sz w:val="24"/>
-          <w:szCs w:val="24"/>
-        </w:rPr>
-      </w:pPr>
-      <w:r>
-        <w:rPr>
-          <w:rFonts w:ascii="Bahnschrift" w:hAnsi="Bahnschrift"/>
-          <w:bCs/>
-          <w:sz w:val="24"/>
-          <w:szCs w:val="24"/>
-        </w:rPr>
-        <w:t xml:space="preserve">State two types of </w:t>
-      </w:r>
-      <w:proofErr w:type="gramStart"/>
-      <w:r>
-        <w:rPr>
-          <w:rFonts w:ascii="Bahnschrift" w:hAnsi="Bahnschrift"/>
-          <w:bCs/>
-          <w:sz w:val="24"/>
-          <w:szCs w:val="24"/>
-        </w:rPr>
-        <w:t>sensor</w:t>
-      </w:r>
-      <w:proofErr w:type="gramEnd"/>
-      <w:r>
-        <w:rPr>
-          <w:rFonts w:ascii="Bahnschrift" w:hAnsi="Bahnschrift"/>
-          <w:bCs/>
-          <w:sz w:val="24"/>
-          <w:szCs w:val="24"/>
-        </w:rPr>
-        <w:t xml:space="preserve"> that are required to control the lighting to ensure it switches on when it is required</w:t>
-      </w:r>
-      <w:r>
-        <w:rPr>
-          <w:rFonts w:ascii="Bahnschrift" w:hAnsi="Bahnschrift"/>
-          <w:bCs/>
-          <w:sz w:val="24"/>
-          <w:szCs w:val="24"/>
-        </w:rPr>
-        <w:t xml:space="preserve"> [2]</w:t>
-      </w:r>
-    </w:p>
-    <w:p>
-      <w:pPr>
-        <w:rPr>
-          <w:rFonts w:ascii="Bahnschrift" w:hAnsi="Bahnschrift"/>
-          <w:bCs/>
-          <w:sz w:val="24"/>
-          <w:szCs w:val="24"/>
-        </w:rPr>
-      </w:pPr>
-    </w:p>
-    <w:p>
-      <w:pPr>
-        <w:rPr>
-          <w:rFonts w:ascii="Bahnschrift" w:hAnsi="Bahnschrift"/>
-          <w:bCs/>
-          <w:sz w:val="24"/>
-          <w:szCs w:val="24"/>
-        </w:rPr>
-      </w:pPr>
-    </w:p>
-    <w:p>
-      <w:pPr>
-        <w:pStyle w:val="ListParagraph"/>
-        <w:numPr>
-          <w:ilvl w:val="1"/>
-          <w:numId w:val="4"/>
-        </w:numPr>
-        <w:rPr>
-          <w:rFonts w:ascii="Bahnschrift" w:hAnsi="Bahnschrift"/>
-          <w:bCs/>
-          <w:sz w:val="24"/>
-          <w:szCs w:val="24"/>
-        </w:rPr>
-      </w:pPr>
-      <w:r>
-        <w:rPr>
-          <w:rFonts w:ascii="Bahnschrift" w:hAnsi="Bahnschrift"/>
-          <w:bCs/>
-          <w:sz w:val="24"/>
-          <w:szCs w:val="24"/>
-        </w:rPr>
-        <w:t xml:space="preserve">Explain how the </w:t>
-      </w:r>
-      <w:r>
-        <w:rPr>
-          <w:rFonts w:ascii="Bahnschrift" w:hAnsi="Bahnschrift"/>
-          <w:bCs/>
-          <w:sz w:val="24"/>
-          <w:szCs w:val="24"/>
-        </w:rPr>
-        <w:t>system makes use of the data it receives</w:t>
-      </w:r>
-      <w:r>
-        <w:rPr>
-          <w:rFonts w:ascii="Bahnschrift" w:hAnsi="Bahnschrift"/>
-          <w:bCs/>
-          <w:sz w:val="24"/>
-          <w:szCs w:val="24"/>
-        </w:rPr>
-        <w:t xml:space="preserve"> </w:t>
-      </w:r>
-      <w:r>
-        <w:rPr>
-          <w:rFonts w:ascii="Bahnschrift" w:hAnsi="Bahnschrift"/>
-          <w:bCs/>
-          <w:sz w:val="24"/>
-          <w:szCs w:val="24"/>
-        </w:rPr>
-        <w:t>from the sensors</w:t>
-      </w:r>
-      <w:r>
-        <w:rPr>
-          <w:rFonts w:ascii="Bahnschrift" w:hAnsi="Bahnschrift"/>
-          <w:bCs/>
-          <w:sz w:val="24"/>
-          <w:szCs w:val="24"/>
-        </w:rPr>
-        <w:t xml:space="preserve"> </w:t>
-      </w:r>
-      <w:r>
-        <w:rPr>
-          <w:rFonts w:ascii="Bahnschrift" w:hAnsi="Bahnschrift"/>
-          <w:bCs/>
-          <w:sz w:val="24"/>
-          <w:szCs w:val="24"/>
-        </w:rPr>
-        <w:t>to determine when to switch the lights on</w:t>
-      </w:r>
-      <w:r>
-        <w:rPr>
-          <w:rFonts w:ascii="Bahnschrift" w:hAnsi="Bahnschrift"/>
-          <w:bCs/>
-          <w:sz w:val="24"/>
-          <w:szCs w:val="24"/>
-        </w:rPr>
-        <w:t>. [4]</w:t>
-      </w:r>
-    </w:p>
-    <w:p>
-      <w:pPr>
-        <w:rPr>
-          <w:rFonts w:ascii="Bahnschrift" w:hAnsi="Bahnschrift"/>
-          <w:bCs/>
-          <w:sz w:val="24"/>
-          <w:szCs w:val="24"/>
-        </w:rPr>
-      </w:pPr>
-    </w:p>
-    <w:p>
-      <w:pPr>
-        <w:rPr>
-          <w:rFonts w:ascii="Bahnschrift" w:hAnsi="Bahnschrift"/>
-          <w:bCs/>
-          <w:sz w:val="24"/>
-          <w:szCs w:val="24"/>
-        </w:rPr>
-      </w:pPr>
-    </w:p>
-    <w:p>
-      <w:pPr>
-        <w:pStyle w:val="ListParagraph"/>
-        <w:numPr>
-          <w:ilvl w:val="1"/>
-          <w:numId w:val="4"/>
-        </w:numPr>
-        <w:rPr>
-          <w:rFonts w:ascii="Bahnschrift" w:hAnsi="Bahnschrift"/>
-          <w:bCs/>
-          <w:sz w:val="24"/>
-          <w:szCs w:val="24"/>
-        </w:rPr>
-      </w:pPr>
-      <w:r>
-        <w:rPr>
-          <w:rFonts w:ascii="Bahnschrift" w:hAnsi="Bahnschrift"/>
-          <w:bCs/>
-          <w:sz w:val="24"/>
-          <w:szCs w:val="24"/>
-        </w:rPr>
-        <w:t>Outline how the system will prevent the lights</w:t>
-      </w:r>
-      <w:r>
-        <w:rPr>
-          <w:rFonts w:ascii="Bahnschrift" w:hAnsi="Bahnschrift"/>
-          <w:bCs/>
-          <w:sz w:val="24"/>
-          <w:szCs w:val="24"/>
-        </w:rPr>
-        <w:t xml:space="preserve"> </w:t>
-      </w:r>
-      <w:r>
-        <w:rPr>
-          <w:rFonts w:ascii="Bahnschrift" w:hAnsi="Bahnschrift"/>
-          <w:bCs/>
-          <w:sz w:val="24"/>
-          <w:szCs w:val="24"/>
-        </w:rPr>
-        <w:t>from being switched off too quickly when it thinks</w:t>
-      </w:r>
-      <w:r>
-        <w:rPr>
-          <w:rFonts w:ascii="Bahnschrift" w:hAnsi="Bahnschrift"/>
-          <w:bCs/>
-          <w:sz w:val="24"/>
-          <w:szCs w:val="24"/>
-        </w:rPr>
-        <w:t xml:space="preserve"> </w:t>
-      </w:r>
-      <w:r>
-        <w:rPr>
-          <w:rFonts w:ascii="Bahnschrift" w:hAnsi="Bahnschrift"/>
-          <w:bCs/>
-          <w:sz w:val="24"/>
-          <w:szCs w:val="24"/>
-        </w:rPr>
-        <w:t>the room is unoccupied.</w:t>
-      </w:r>
-      <w:r>
-        <w:rPr>
-          <w:rFonts w:ascii="Bahnschrift" w:hAnsi="Bahnschrift"/>
-          <w:bCs/>
-          <w:sz w:val="24"/>
-          <w:szCs w:val="24"/>
-        </w:rPr>
-        <w:t xml:space="preserve"> [2]</w:t>
+        <w:t>ORDER BY</w:t>
       </w:r>
     </w:p>
     <w:sectPr>
@@ -2679,6 +2585,95 @@
     </w:lvl>
   </w:abstractNum>
   <w:abstractNum w:abstractNumId="1" w15:restartNumberingAfterBreak="0">
+    <w:nsid w:val="0F9C13B1"/>
+    <w:multiLevelType w:val="hybridMultilevel"/>
+    <w:tmpl w:val="3CE45FA0"/>
+    <w:lvl w:ilvl="0" w:tplc="0409000F">
+      <w:start w:val="1"/>
+      <w:numFmt w:val="decimal"/>
+      <w:lvlText w:val="%1."/>
+      <w:lvlJc w:val="left"/>
+      <w:pPr>
+        <w:ind w:left="720" w:hanging="360"/>
+      </w:pPr>
+      <w:rPr>
+        <w:rFonts w:hint="default"/>
+      </w:rPr>
+    </w:lvl>
+    <w:lvl w:ilvl="1" w:tplc="04090019" w:tentative="1">
+      <w:start w:val="1"/>
+      <w:numFmt w:val="lowerLetter"/>
+      <w:lvlText w:val="%2."/>
+      <w:lvlJc w:val="left"/>
+      <w:pPr>
+        <w:ind w:left="1440" w:hanging="360"/>
+      </w:pPr>
+    </w:lvl>
+    <w:lvl w:ilvl="2" w:tplc="0409001B" w:tentative="1">
+      <w:start w:val="1"/>
+      <w:numFmt w:val="lowerRoman"/>
+      <w:lvlText w:val="%3."/>
+      <w:lvlJc w:val="right"/>
+      <w:pPr>
+        <w:ind w:left="2160" w:hanging="180"/>
+      </w:pPr>
+    </w:lvl>
+    <w:lvl w:ilvl="3" w:tplc="0409000F" w:tentative="1">
+      <w:start w:val="1"/>
+      <w:numFmt w:val="decimal"/>
+      <w:lvlText w:val="%4."/>
+      <w:lvlJc w:val="left"/>
+      <w:pPr>
+        <w:ind w:left="2880" w:hanging="360"/>
+      </w:pPr>
+    </w:lvl>
+    <w:lvl w:ilvl="4" w:tplc="04090019" w:tentative="1">
+      <w:start w:val="1"/>
+      <w:numFmt w:val="lowerLetter"/>
+      <w:lvlText w:val="%5."/>
+      <w:lvlJc w:val="left"/>
+      <w:pPr>
+        <w:ind w:left="3600" w:hanging="360"/>
+      </w:pPr>
+    </w:lvl>
+    <w:lvl w:ilvl="5" w:tplc="0409001B" w:tentative="1">
+      <w:start w:val="1"/>
+      <w:numFmt w:val="lowerRoman"/>
+      <w:lvlText w:val="%6."/>
+      <w:lvlJc w:val="right"/>
+      <w:pPr>
+        <w:ind w:left="4320" w:hanging="180"/>
+      </w:pPr>
+    </w:lvl>
+    <w:lvl w:ilvl="6" w:tplc="0409000F" w:tentative="1">
+      <w:start w:val="1"/>
+      <w:numFmt w:val="decimal"/>
+      <w:lvlText w:val="%7."/>
+      <w:lvlJc w:val="left"/>
+      <w:pPr>
+        <w:ind w:left="5040" w:hanging="360"/>
+      </w:pPr>
+    </w:lvl>
+    <w:lvl w:ilvl="7" w:tplc="04090019" w:tentative="1">
+      <w:start w:val="1"/>
+      <w:numFmt w:val="lowerLetter"/>
+      <w:lvlText w:val="%8."/>
+      <w:lvlJc w:val="left"/>
+      <w:pPr>
+        <w:ind w:left="5760" w:hanging="360"/>
+      </w:pPr>
+    </w:lvl>
+    <w:lvl w:ilvl="8" w:tplc="0409001B" w:tentative="1">
+      <w:start w:val="1"/>
+      <w:numFmt w:val="lowerRoman"/>
+      <w:lvlText w:val="%9."/>
+      <w:lvlJc w:val="right"/>
+      <w:pPr>
+        <w:ind w:left="6480" w:hanging="180"/>
+      </w:pPr>
+    </w:lvl>
+  </w:abstractNum>
+  <w:abstractNum w:abstractNumId="2" w15:restartNumberingAfterBreak="0">
     <w:nsid w:val="15767165"/>
     <w:multiLevelType w:val="hybridMultilevel"/>
     <w:tmpl w:val="1F264CB8"/>
@@ -2764,7 +2759,7 @@
       </w:pPr>
     </w:lvl>
   </w:abstractNum>
-  <w:abstractNum w:abstractNumId="2" w15:restartNumberingAfterBreak="0">
+  <w:abstractNum w:abstractNumId="3" w15:restartNumberingAfterBreak="0">
     <w:nsid w:val="18E07323"/>
     <w:multiLevelType w:val="multilevel"/>
     <w:tmpl w:val="9D240084"/>
@@ -2850,7 +2845,7 @@
       </w:pPr>
     </w:lvl>
   </w:abstractNum>
-  <w:abstractNum w:abstractNumId="3" w15:restartNumberingAfterBreak="0">
+  <w:abstractNum w:abstractNumId="4" w15:restartNumberingAfterBreak="0">
     <w:nsid w:val="1A915AE8"/>
     <w:multiLevelType w:val="multilevel"/>
     <w:tmpl w:val="6DF4AEEC"/>
@@ -2999,7 +2994,7 @@
       </w:rPr>
     </w:lvl>
   </w:abstractNum>
-  <w:abstractNum w:abstractNumId="4" w15:restartNumberingAfterBreak="0">
+  <w:abstractNum w:abstractNumId="5" w15:restartNumberingAfterBreak="0">
     <w:nsid w:val="1AA0357D"/>
     <w:multiLevelType w:val="hybridMultilevel"/>
     <w:tmpl w:val="7E5E412C"/>
@@ -3088,7 +3083,156 @@
       </w:pPr>
     </w:lvl>
   </w:abstractNum>
-  <w:abstractNum w:abstractNumId="5" w15:restartNumberingAfterBreak="0">
+  <w:abstractNum w:abstractNumId="6" w15:restartNumberingAfterBreak="0">
+    <w:nsid w:val="1EA85876"/>
+    <w:multiLevelType w:val="multilevel"/>
+    <w:tmpl w:val="02E2EF50"/>
+    <w:lvl w:ilvl="0">
+      <w:start w:val="1"/>
+      <w:numFmt w:val="bullet"/>
+      <w:lvlText w:val=""/>
+      <w:lvlJc w:val="left"/>
+      <w:pPr>
+        <w:tabs>
+          <w:tab w:val="num" w:pos="720"/>
+        </w:tabs>
+        <w:ind w:left="720" w:hanging="360"/>
+      </w:pPr>
+      <w:rPr>
+        <w:rFonts w:ascii="Symbol" w:hAnsi="Symbol" w:hint="default"/>
+        <w:sz w:val="20"/>
+      </w:rPr>
+    </w:lvl>
+    <w:lvl w:ilvl="1" w:tentative="1">
+      <w:start w:val="1"/>
+      <w:numFmt w:val="bullet"/>
+      <w:lvlText w:val="o"/>
+      <w:lvlJc w:val="left"/>
+      <w:pPr>
+        <w:tabs>
+          <w:tab w:val="num" w:pos="1440"/>
+        </w:tabs>
+        <w:ind w:left="1440" w:hanging="360"/>
+      </w:pPr>
+      <w:rPr>
+        <w:rFonts w:ascii="Courier New" w:hAnsi="Courier New" w:hint="default"/>
+        <w:sz w:val="20"/>
+      </w:rPr>
+    </w:lvl>
+    <w:lvl w:ilvl="2" w:tentative="1">
+      <w:start w:val="1"/>
+      <w:numFmt w:val="bullet"/>
+      <w:lvlText w:val=""/>
+      <w:lvlJc w:val="left"/>
+      <w:pPr>
+        <w:tabs>
+          <w:tab w:val="num" w:pos="2160"/>
+        </w:tabs>
+        <w:ind w:left="2160" w:hanging="360"/>
+      </w:pPr>
+      <w:rPr>
+        <w:rFonts w:ascii="Wingdings" w:hAnsi="Wingdings" w:hint="default"/>
+        <w:sz w:val="20"/>
+      </w:rPr>
+    </w:lvl>
+    <w:lvl w:ilvl="3" w:tentative="1">
+      <w:start w:val="1"/>
+      <w:numFmt w:val="bullet"/>
+      <w:lvlText w:val=""/>
+      <w:lvlJc w:val="left"/>
+      <w:pPr>
+        <w:tabs>
+          <w:tab w:val="num" w:pos="2880"/>
+        </w:tabs>
+        <w:ind w:left="2880" w:hanging="360"/>
+      </w:pPr>
+      <w:rPr>
+        <w:rFonts w:ascii="Wingdings" w:hAnsi="Wingdings" w:hint="default"/>
+        <w:sz w:val="20"/>
+      </w:rPr>
+    </w:lvl>
+    <w:lvl w:ilvl="4" w:tentative="1">
+      <w:start w:val="1"/>
+      <w:numFmt w:val="bullet"/>
+      <w:lvlText w:val=""/>
+      <w:lvlJc w:val="left"/>
+      <w:pPr>
+        <w:tabs>
+          <w:tab w:val="num" w:pos="3600"/>
+        </w:tabs>
+        <w:ind w:left="3600" w:hanging="360"/>
+      </w:pPr>
+      <w:rPr>
+        <w:rFonts w:ascii="Wingdings" w:hAnsi="Wingdings" w:hint="default"/>
+        <w:sz w:val="20"/>
+      </w:rPr>
+    </w:lvl>
+    <w:lvl w:ilvl="5" w:tentative="1">
+      <w:start w:val="1"/>
+      <w:numFmt w:val="bullet"/>
+      <w:lvlText w:val=""/>
+      <w:lvlJc w:val="left"/>
+      <w:pPr>
+        <w:tabs>
+          <w:tab w:val="num" w:pos="4320"/>
+        </w:tabs>
+        <w:ind w:left="4320" w:hanging="360"/>
+      </w:pPr>
+      <w:rPr>
+        <w:rFonts w:ascii="Wingdings" w:hAnsi="Wingdings" w:hint="default"/>
+        <w:sz w:val="20"/>
+      </w:rPr>
+    </w:lvl>
+    <w:lvl w:ilvl="6" w:tentative="1">
+      <w:start w:val="1"/>
+      <w:numFmt w:val="bullet"/>
+      <w:lvlText w:val=""/>
+      <w:lvlJc w:val="left"/>
+      <w:pPr>
+        <w:tabs>
+          <w:tab w:val="num" w:pos="5040"/>
+        </w:tabs>
+        <w:ind w:left="5040" w:hanging="360"/>
+      </w:pPr>
+      <w:rPr>
+        <w:rFonts w:ascii="Wingdings" w:hAnsi="Wingdings" w:hint="default"/>
+        <w:sz w:val="20"/>
+      </w:rPr>
+    </w:lvl>
+    <w:lvl w:ilvl="7" w:tentative="1">
+      <w:start w:val="1"/>
+      <w:numFmt w:val="bullet"/>
+      <w:lvlText w:val=""/>
+      <w:lvlJc w:val="left"/>
+      <w:pPr>
+        <w:tabs>
+          <w:tab w:val="num" w:pos="5760"/>
+        </w:tabs>
+        <w:ind w:left="5760" w:hanging="360"/>
+      </w:pPr>
+      <w:rPr>
+        <w:rFonts w:ascii="Wingdings" w:hAnsi="Wingdings" w:hint="default"/>
+        <w:sz w:val="20"/>
+      </w:rPr>
+    </w:lvl>
+    <w:lvl w:ilvl="8" w:tentative="1">
+      <w:start w:val="1"/>
+      <w:numFmt w:val="bullet"/>
+      <w:lvlText w:val=""/>
+      <w:lvlJc w:val="left"/>
+      <w:pPr>
+        <w:tabs>
+          <w:tab w:val="num" w:pos="6480"/>
+        </w:tabs>
+        <w:ind w:left="6480" w:hanging="360"/>
+      </w:pPr>
+      <w:rPr>
+        <w:rFonts w:ascii="Wingdings" w:hAnsi="Wingdings" w:hint="default"/>
+        <w:sz w:val="20"/>
+      </w:rPr>
+    </w:lvl>
+  </w:abstractNum>
+  <w:abstractNum w:abstractNumId="7" w15:restartNumberingAfterBreak="0">
     <w:nsid w:val="262E781A"/>
     <w:multiLevelType w:val="hybridMultilevel"/>
     <w:tmpl w:val="1AD484B0"/>
@@ -3177,7 +3321,7 @@
       </w:pPr>
     </w:lvl>
   </w:abstractNum>
-  <w:abstractNum w:abstractNumId="6" w15:restartNumberingAfterBreak="0">
+  <w:abstractNum w:abstractNumId="8" w15:restartNumberingAfterBreak="0">
     <w:nsid w:val="2AC04121"/>
     <w:multiLevelType w:val="multilevel"/>
     <w:tmpl w:val="9D240084"/>
@@ -3264,7 +3408,7 @@
       </w:pPr>
     </w:lvl>
   </w:abstractNum>
-  <w:abstractNum w:abstractNumId="7" w15:restartNumberingAfterBreak="0">
+  <w:abstractNum w:abstractNumId="9" w15:restartNumberingAfterBreak="0">
     <w:nsid w:val="2B714479"/>
     <w:multiLevelType w:val="multilevel"/>
     <w:tmpl w:val="0798A1C6"/>
@@ -3350,7 +3494,7 @@
       </w:pPr>
     </w:lvl>
   </w:abstractNum>
-  <w:abstractNum w:abstractNumId="8" w15:restartNumberingAfterBreak="0">
+  <w:abstractNum w:abstractNumId="10" w15:restartNumberingAfterBreak="0">
     <w:nsid w:val="34A852B1"/>
     <w:multiLevelType w:val="hybridMultilevel"/>
     <w:tmpl w:val="0E8C6342"/>
@@ -3436,7 +3580,7 @@
       </w:pPr>
     </w:lvl>
   </w:abstractNum>
-  <w:abstractNum w:abstractNumId="9" w15:restartNumberingAfterBreak="0">
+  <w:abstractNum w:abstractNumId="11" w15:restartNumberingAfterBreak="0">
     <w:nsid w:val="3E1F5DEA"/>
     <w:multiLevelType w:val="multilevel"/>
     <w:tmpl w:val="69B256B8"/>
@@ -3585,7 +3729,7 @@
       </w:rPr>
     </w:lvl>
   </w:abstractNum>
-  <w:abstractNum w:abstractNumId="10" w15:restartNumberingAfterBreak="0">
+  <w:abstractNum w:abstractNumId="12" w15:restartNumberingAfterBreak="0">
     <w:nsid w:val="439B41B7"/>
     <w:multiLevelType w:val="multilevel"/>
     <w:tmpl w:val="76344518"/>
@@ -3734,7 +3878,7 @@
       </w:rPr>
     </w:lvl>
   </w:abstractNum>
-  <w:abstractNum w:abstractNumId="11" w15:restartNumberingAfterBreak="0">
+  <w:abstractNum w:abstractNumId="13" w15:restartNumberingAfterBreak="0">
     <w:nsid w:val="478B7201"/>
     <w:multiLevelType w:val="hybridMultilevel"/>
     <w:tmpl w:val="97F29C9C"/>
@@ -3820,7 +3964,7 @@
       </w:pPr>
     </w:lvl>
   </w:abstractNum>
-  <w:abstractNum w:abstractNumId="12" w15:restartNumberingAfterBreak="0">
+  <w:abstractNum w:abstractNumId="14" w15:restartNumberingAfterBreak="0">
     <w:nsid w:val="492C5F3A"/>
     <w:multiLevelType w:val="multilevel"/>
     <w:tmpl w:val="0798A1C6"/>
@@ -3906,7 +4050,7 @@
       </w:pPr>
     </w:lvl>
   </w:abstractNum>
-  <w:abstractNum w:abstractNumId="13" w15:restartNumberingAfterBreak="0">
+  <w:abstractNum w:abstractNumId="15" w15:restartNumberingAfterBreak="0">
     <w:nsid w:val="4BEC66DA"/>
     <w:multiLevelType w:val="multilevel"/>
     <w:tmpl w:val="0798A1C6"/>
@@ -3992,7 +4136,7 @@
       </w:pPr>
     </w:lvl>
   </w:abstractNum>
-  <w:abstractNum w:abstractNumId="14" w15:restartNumberingAfterBreak="0">
+  <w:abstractNum w:abstractNumId="16" w15:restartNumberingAfterBreak="0">
     <w:nsid w:val="50034281"/>
     <w:multiLevelType w:val="multilevel"/>
     <w:tmpl w:val="0798A1C6"/>
@@ -4078,7 +4222,7 @@
       </w:pPr>
     </w:lvl>
   </w:abstractNum>
-  <w:abstractNum w:abstractNumId="15" w15:restartNumberingAfterBreak="0">
+  <w:abstractNum w:abstractNumId="17" w15:restartNumberingAfterBreak="0">
     <w:nsid w:val="582B364E"/>
     <w:multiLevelType w:val="multilevel"/>
     <w:tmpl w:val="0798A1C6"/>
@@ -4164,7 +4308,7 @@
       </w:pPr>
     </w:lvl>
   </w:abstractNum>
-  <w:abstractNum w:abstractNumId="16" w15:restartNumberingAfterBreak="0">
+  <w:abstractNum w:abstractNumId="18" w15:restartNumberingAfterBreak="0">
     <w:nsid w:val="5E885C72"/>
     <w:multiLevelType w:val="hybridMultilevel"/>
     <w:tmpl w:val="9AB82AF0"/>
@@ -4253,7 +4397,7 @@
       </w:pPr>
     </w:lvl>
   </w:abstractNum>
-  <w:abstractNum w:abstractNumId="17" w15:restartNumberingAfterBreak="0">
+  <w:abstractNum w:abstractNumId="19" w15:restartNumberingAfterBreak="0">
     <w:nsid w:val="62E358B1"/>
     <w:multiLevelType w:val="hybridMultilevel"/>
     <w:tmpl w:val="7310B8F0"/>
@@ -4339,7 +4483,7 @@
       </w:pPr>
     </w:lvl>
   </w:abstractNum>
-  <w:abstractNum w:abstractNumId="18" w15:restartNumberingAfterBreak="0">
+  <w:abstractNum w:abstractNumId="20" w15:restartNumberingAfterBreak="0">
     <w:nsid w:val="64F723BA"/>
     <w:multiLevelType w:val="multilevel"/>
     <w:tmpl w:val="BF686DA6"/>
@@ -4452,7 +4596,7 @@
       </w:pPr>
     </w:lvl>
   </w:abstractNum>
-  <w:abstractNum w:abstractNumId="19" w15:restartNumberingAfterBreak="0">
+  <w:abstractNum w:abstractNumId="21" w15:restartNumberingAfterBreak="0">
     <w:nsid w:val="657F0095"/>
     <w:multiLevelType w:val="hybridMultilevel"/>
     <w:tmpl w:val="619CF6A2"/>
@@ -4541,7 +4685,7 @@
       </w:pPr>
     </w:lvl>
   </w:abstractNum>
-  <w:abstractNum w:abstractNumId="20" w15:restartNumberingAfterBreak="0">
+  <w:abstractNum w:abstractNumId="22" w15:restartNumberingAfterBreak="0">
     <w:nsid w:val="7C925288"/>
     <w:multiLevelType w:val="multilevel"/>
     <w:tmpl w:val="F7D695C2"/>
@@ -4627,7 +4771,7 @@
       </w:pPr>
     </w:lvl>
   </w:abstractNum>
-  <w:abstractNum w:abstractNumId="21" w15:restartNumberingAfterBreak="0">
+  <w:abstractNum w:abstractNumId="23" w15:restartNumberingAfterBreak="0">
     <w:nsid w:val="7D3478B4"/>
     <w:multiLevelType w:val="multilevel"/>
     <w:tmpl w:val="0798A1C6"/>
@@ -4714,70 +4858,76 @@
     </w:lvl>
   </w:abstractNum>
   <w:num w:numId="1" w16cid:durableId="1151215245">
-    <w:abstractNumId w:val="12"/>
+    <w:abstractNumId w:val="14"/>
   </w:num>
   <w:num w:numId="2" w16cid:durableId="1798449598">
     <w:abstractNumId w:val="0"/>
   </w:num>
   <w:num w:numId="3" w16cid:durableId="463044039">
+    <w:abstractNumId w:val="3"/>
+  </w:num>
+  <w:num w:numId="4" w16cid:durableId="1718897414">
+    <w:abstractNumId w:val="22"/>
+  </w:num>
+  <w:num w:numId="5" w16cid:durableId="1610700889">
+    <w:abstractNumId w:val="8"/>
+  </w:num>
+  <w:num w:numId="6" w16cid:durableId="254434972">
+    <w:abstractNumId w:val="5"/>
+  </w:num>
+  <w:num w:numId="7" w16cid:durableId="1717001483">
+    <w:abstractNumId w:val="13"/>
+  </w:num>
+  <w:num w:numId="8" w16cid:durableId="2081318305">
     <w:abstractNumId w:val="2"/>
   </w:num>
-  <w:num w:numId="4" w16cid:durableId="1718897414">
+  <w:num w:numId="9" w16cid:durableId="2138335904">
+    <w:abstractNumId w:val="18"/>
+  </w:num>
+  <w:num w:numId="10" w16cid:durableId="1810512845">
+    <w:abstractNumId w:val="19"/>
+  </w:num>
+  <w:num w:numId="11" w16cid:durableId="1820801879">
+    <w:abstractNumId w:val="21"/>
+  </w:num>
+  <w:num w:numId="12" w16cid:durableId="1678535491">
+    <w:abstractNumId w:val="10"/>
+  </w:num>
+  <w:num w:numId="13" w16cid:durableId="498810276">
+    <w:abstractNumId w:val="23"/>
+  </w:num>
+  <w:num w:numId="14" w16cid:durableId="1832286317">
+    <w:abstractNumId w:val="16"/>
+  </w:num>
+  <w:num w:numId="15" w16cid:durableId="414009436">
+    <w:abstractNumId w:val="9"/>
+  </w:num>
+  <w:num w:numId="16" w16cid:durableId="1939828705">
+    <w:abstractNumId w:val="15"/>
+  </w:num>
+  <w:num w:numId="17" w16cid:durableId="1324624900">
+    <w:abstractNumId w:val="17"/>
+  </w:num>
+  <w:num w:numId="18" w16cid:durableId="514003951">
+    <w:abstractNumId w:val="11"/>
+  </w:num>
+  <w:num w:numId="19" w16cid:durableId="134223846">
     <w:abstractNumId w:val="20"/>
   </w:num>
-  <w:num w:numId="5" w16cid:durableId="1610700889">
-    <w:abstractNumId w:val="6"/>
+  <w:num w:numId="20" w16cid:durableId="2051612701">
+    <w:abstractNumId w:val="7"/>
   </w:num>
-  <w:num w:numId="6" w16cid:durableId="254434972">
+  <w:num w:numId="21" w16cid:durableId="53897182">
     <w:abstractNumId w:val="4"/>
   </w:num>
-  <w:num w:numId="7" w16cid:durableId="1717001483">
-    <w:abstractNumId w:val="11"/>
+  <w:num w:numId="22" w16cid:durableId="302853284">
+    <w:abstractNumId w:val="12"/>
   </w:num>
-  <w:num w:numId="8" w16cid:durableId="2081318305">
+  <w:num w:numId="23" w16cid:durableId="842091205">
     <w:abstractNumId w:val="1"/>
   </w:num>
-  <w:num w:numId="9" w16cid:durableId="2138335904">
-    <w:abstractNumId w:val="16"/>
-  </w:num>
-  <w:num w:numId="10" w16cid:durableId="1810512845">
-    <w:abstractNumId w:val="17"/>
-  </w:num>
-  <w:num w:numId="11" w16cid:durableId="1820801879">
-    <w:abstractNumId w:val="19"/>
-  </w:num>
-  <w:num w:numId="12" w16cid:durableId="1678535491">
-    <w:abstractNumId w:val="8"/>
-  </w:num>
-  <w:num w:numId="13" w16cid:durableId="498810276">
-    <w:abstractNumId w:val="21"/>
-  </w:num>
-  <w:num w:numId="14" w16cid:durableId="1832286317">
-    <w:abstractNumId w:val="14"/>
-  </w:num>
-  <w:num w:numId="15" w16cid:durableId="414009436">
-    <w:abstractNumId w:val="7"/>
-  </w:num>
-  <w:num w:numId="16" w16cid:durableId="1939828705">
-    <w:abstractNumId w:val="13"/>
-  </w:num>
-  <w:num w:numId="17" w16cid:durableId="1324624900">
-    <w:abstractNumId w:val="15"/>
-  </w:num>
-  <w:num w:numId="18" w16cid:durableId="514003951">
-    <w:abstractNumId w:val="9"/>
-  </w:num>
-  <w:num w:numId="19" w16cid:durableId="134223846">
-    <w:abstractNumId w:val="18"/>
-  </w:num>
-  <w:num w:numId="20" w16cid:durableId="2051612701">
-    <w:abstractNumId w:val="5"/>
-  </w:num>
-  <w:num w:numId="21" w16cid:durableId="53897182">
-    <w:abstractNumId w:val="3"/>
-  </w:num>
-  <w:num w:numId="22" w16cid:durableId="302853284">
-    <w:abstractNumId w:val="10"/>
+  <w:num w:numId="24" w16cid:durableId="925041873">
+    <w:abstractNumId w:val="6"/>
   </w:num>
 </w:numbering>
 </file>
